--- a/documents/20262024_Informational video script.docx
+++ b/documents/20262024_Informational video script.docx
@@ -29,7 +29,7 @@
           <w:bCs/>
           <w:lang w:val="en-US"/>
         </w:rPr>
-        <w:t>Two videos in this series</w:t>
+        <w:t>First slide</w:t>
       </w:r>
     </w:p>
     <w:p>
@@ -48,14 +48,18 @@
     <w:p>
       <w:pPr>
         <w:rPr>
-          <w:lang w:val="en-US"/>
-        </w:rPr>
-      </w:pPr>
-      <w:r>
-        <w:rPr>
-          <w:lang w:val="en-US"/>
-        </w:rPr>
-        <w:t xml:space="preserve">There are two videos available. This one presents the important information you need to know before you decide whether you want to participate in this project. The other presents more general information about perennial grains. </w:t>
+          <w:b/>
+          <w:bCs/>
+          <w:lang w:val="en-US"/>
+        </w:rPr>
+      </w:pPr>
+      <w:r>
+        <w:rPr>
+          <w:b/>
+          <w:bCs/>
+          <w:lang w:val="en-US"/>
+        </w:rPr>
+        <w:t>Two videos in this series</w:t>
       </w:r>
     </w:p>
     <w:p>
@@ -68,12 +72,25 @@
         <w:rPr>
           <w:lang w:val="en-US"/>
         </w:rPr>
-        <w:t xml:space="preserve">The Informational Sheets contain the same information as these two videos. </w:t>
+        <w:t xml:space="preserve">There are two videos available. This one presents the important information you need to know before you decide whether you want to participate in this project. The other presents more general information about perennial grains. </w:t>
       </w:r>
     </w:p>
     <w:p>
       <w:pPr>
         <w:rPr>
+          <w:lang w:val="en-US"/>
+        </w:rPr>
+      </w:pPr>
+      <w:r>
+        <w:rPr>
+          <w:lang w:val="en-US"/>
+        </w:rPr>
+        <w:t xml:space="preserve">The Informational Sheets contain the same information as these two videos. </w:t>
+      </w:r>
+    </w:p>
+    <w:p>
+      <w:pPr>
+        <w:rPr>
           <w:b/>
           <w:bCs/>
           <w:lang w:val="en-US"/>
@@ -98,25 +115,7 @@
         <w:rPr>
           <w:lang w:val="en-US"/>
         </w:rPr>
-        <w:t xml:space="preserve">In this presentation </w:t>
-      </w:r>
-      <w:r>
-        <w:rPr>
-          <w:lang w:val="en-US"/>
-        </w:rPr>
-        <w:t>we will provide</w:t>
-      </w:r>
-      <w:r>
-        <w:rPr>
-          <w:lang w:val="en-US"/>
-        </w:rPr>
-        <w:t xml:space="preserve"> an overview of the GoodGrain project</w:t>
-      </w:r>
-      <w:r>
-        <w:rPr>
-          <w:lang w:val="en-US"/>
-        </w:rPr>
-        <w:t>.</w:t>
+        <w:t>In this presentation we will provide an overview of the GoodGrain project.</w:t>
       </w:r>
     </w:p>
     <w:p>
@@ -479,7 +478,14 @@
         <w:rPr>
           <w:lang w:val="en-US"/>
         </w:rPr>
-        <w:t xml:space="preserve">ore roots could sequester more carbon, they could help the crop use nutrients more </w:t>
+        <w:t xml:space="preserve">ore roots could sequester </w:t>
+      </w:r>
+      <w:r>
+        <w:rPr>
+          <w:lang w:val="en-US"/>
+        </w:rPr>
+        <w:lastRenderedPageBreak/>
+        <w:t xml:space="preserve">more carbon, they could help the crop use nutrients more </w:t>
       </w:r>
       <w:proofErr w:type="gramStart"/>
       <w:r>
@@ -512,7 +518,6 @@
         <w:rPr>
           <w:lang w:val="en-US"/>
         </w:rPr>
-        <w:lastRenderedPageBreak/>
         <w:t xml:space="preserve">If you want to hear more about perennial grains, you can watch the ‘For the </w:t>
       </w:r>
       <w:proofErr w:type="gramStart"/>
@@ -1366,13 +1371,7 @@
         <w:rPr>
           <w:lang w:val="en-US"/>
         </w:rPr>
-        <w:t xml:space="preserve"> </w:t>
-      </w:r>
-      <w:r>
-        <w:rPr>
-          <w:lang w:val="en-US"/>
-        </w:rPr>
-        <w:t xml:space="preserve">No, it was developed using traditional breeding techniques, that included crossing plants by hand and making selections based on physical appearance. You can read more about it in a scientific publication from 1986. </w:t>
+        <w:t xml:space="preserve"> No, it was developed using traditional breeding techniques, that included crossing plants by hand and making selections based on physical appearance. You can read more about it in a scientific publication from 1986. </w:t>
       </w:r>
     </w:p>
     <w:p>
@@ -4162,6 +4161,7 @@
   <w:style w:type="character" w:default="1" w:styleId="DefaultParagraphFont">
     <w:name w:val="Default Paragraph Font"/>
     <w:uiPriority w:val="1"/>
+    <w:semiHidden/>
     <w:unhideWhenUsed/>
   </w:style>
   <w:style w:type="table" w:default="1" w:styleId="TableNormal">
